--- a/06-学生侧材料/讲义/数学工具/数学工具-第4讲-积分与分离变量.docx
+++ b/06-学生侧材料/讲义/数学工具/数学工具-第4讲-积分与分离变量.docx
@@ -15197,13 +15197,79 @@
         </w:rPr>
         <w:t xml:space="preserve"> </w:t>
       </w:r>
-      <w:r>
-        <w:rPr>
-          <w:rStyle w:val="VerbatimChar"/>
-          <w:rFonts w:ascii="Times New Roman" w:hAnsi="Times New Roman" w:eastAsia="Times New Roman" w:cs="Times New Roman"/>
-        </w:rPr>
-        <w:t xml:space="preserve">[\mathrm{A}]=[\mathrm{A}]_0-kt</w:t>
-      </w:r>
+      <m:oMath>
+        <m:oMathPr>
+          <m:ctrlPr>
+            <w:rPr>
+              <w:sz w:val="28"/>
+              <w:szCs w:val="28"/>
+            </w:rPr>
+          </m:ctrlPr>
+        </m:oMathPr>
+        <m:r>
+          <m:rPr>
+            <m:sty m:val="p"/>
+          </m:rPr>
+          <m:t>[</m:t>
+        </m:r>
+        <m:r>
+          <m:rPr>
+            <m:sty m:val="p"/>
+          </m:rPr>
+          <m:t>A</m:t>
+        </m:r>
+        <m:r>
+          <m:rPr>
+            <m:sty m:val="p"/>
+          </m:rPr>
+          <m:t>]</m:t>
+        </m:r>
+        <m:r>
+          <m:rPr>
+            <m:sty m:val="p"/>
+          </m:rPr>
+          <m:t>=</m:t>
+        </m:r>
+        <m:r>
+          <m:rPr>
+            <m:sty m:val="p"/>
+          </m:rPr>
+          <m:t>[</m:t>
+        </m:r>
+        <m:r>
+          <m:rPr>
+            <m:sty m:val="p"/>
+          </m:rPr>
+          <m:t>A</m:t>
+        </m:r>
+        <m:sSub>
+          <m:e>
+            <m:r>
+              <m:rPr>
+                <m:sty m:val="p"/>
+              </m:rPr>
+              <m:t>]</m:t>
+            </m:r>
+          </m:e>
+          <m:sub>
+            <m:r>
+              <m:t>0</m:t>
+            </m:r>
+          </m:sub>
+        </m:sSub>
+        <m:r>
+          <m:rPr>
+            <m:sty m:val="p"/>
+          </m:rPr>
+          <m:t>−</m:t>
+        </m:r>
+        <m:r>
+          <m:t>k</m:t>
+        </m:r>
+        <m:r>
+          <m:t>t</m:t>
+        </m:r>
+      </m:oMath>
       <w:r>
         <w:rPr>
           <w:rFonts w:hint="eastAsia" w:ascii="Times New Roman" w:hAnsi="Times New Roman" w:eastAsia="Times New Roman" w:cs="Times New Roman"/>
@@ -15360,13 +15426,11 @@
         </w:rPr>
         <w:t xml:space="preserve"> </w:t>
       </w:r>
-      <w:r>
-        <w:rPr>
-          <w:rStyle w:val="VerbatimChar"/>
-          <w:rFonts w:ascii="Times New Roman" w:hAnsi="Times New Roman" w:eastAsia="Times New Roman" w:cs="Times New Roman"/>
-        </w:rPr>
-        <w:t xml:space="preserve">t</w:t>
-      </w:r>
+      <m:oMath>
+        <m:r>
+          <m:t>t</m:t>
+        </m:r>
+      </m:oMath>
       <w:r>
         <w:rPr>
           <w:rFonts w:ascii="Times New Roman" w:hAnsi="Times New Roman" w:eastAsia="Times New Roman" w:cs="Times New Roman"/>

--- a/06-学生侧材料/讲义/数学工具/数学工具-第4讲-积分与分离变量.docx
+++ b/06-学生侧材料/讲义/数学工具/数学工具-第4讲-积分与分离变量.docx
@@ -11329,28 +11329,88 @@
         </w:rPr>
         <w:t xml:space="preserve"> </w:t>
       </w:r>
-      <w:r>
-        <w:rPr>
-          <w:rStyle w:val="VerbatimChar"/>
-          <w:rFonts w:ascii="Times New Roman" w:hAnsi="Times New Roman" w:eastAsia="Times New Roman" w:cs="Times New Roman"/>
-        </w:rPr>
-        <w:t>[A] = [A]</w:t>
-      </w:r>
-      <w:r>
-        <w:rPr>
-          <w:rStyle w:val="VerbatimChar"/>
-          <w:rFonts w:ascii="Times New Roman" w:hAnsi="Times New Roman" w:eastAsia="Times New Roman" w:cs="Times New Roman"/>
-          <w:vertAlign w:val="subscript"/>
-        </w:rPr>
-        <w:t>0</w:t>
-      </w:r>
-      <w:r>
-        <w:rPr>
-          <w:rStyle w:val="VerbatimChar"/>
-          <w:rFonts w:ascii="Times New Roman" w:hAnsi="Times New Roman" w:eastAsia="Times New Roman" w:cs="Times New Roman"/>
-        </w:rPr>
-        <w:t>e^{-kt}</w:t>
-      </w:r>
+      <m:oMath>
+        <m:oMathPr>
+          <m:ctrlPr>
+            <w:rPr>
+              <w:sz w:val="28"/>
+              <w:szCs w:val="28"/>
+            </w:rPr>
+          </m:ctrlPr>
+        </m:oMathPr>
+        <m:r>
+          <m:rPr>
+            <m:sty m:val="p"/>
+          </m:rPr>
+          <m:t>[</m:t>
+        </m:r>
+        <m:r>
+          <m:rPr>
+            <m:sty m:val="p"/>
+          </m:rPr>
+          <m:t>A</m:t>
+        </m:r>
+        <m:r>
+          <m:rPr>
+            <m:sty m:val="p"/>
+          </m:rPr>
+          <m:t>]</m:t>
+        </m:r>
+        <m:r>
+          <m:rPr>
+            <m:sty m:val="p"/>
+          </m:rPr>
+          <m:t>=</m:t>
+        </m:r>
+        <m:r>
+          <m:rPr>
+            <m:sty m:val="p"/>
+          </m:rPr>
+          <m:t>[</m:t>
+        </m:r>
+        <m:r>
+          <m:rPr>
+            <m:sty m:val="p"/>
+          </m:rPr>
+          <m:t>A</m:t>
+        </m:r>
+        <m:sSub>
+          <m:e>
+            <m:r>
+              <m:rPr>
+                <m:sty m:val="p"/>
+              </m:rPr>
+              <m:t>]</m:t>
+            </m:r>
+          </m:e>
+          <m:sub>
+            <m:r>
+              <m:t>0</m:t>
+            </m:r>
+          </m:sub>
+        </m:sSub>
+        <m:sSup>
+          <m:e>
+            <m:r>
+              <m:t>e</m:t>
+            </m:r>
+          </m:e>
+          <m:sup>
+            <m:r>
+              <m:rPr>
+                <m:sty m:val="p"/>
+              </m:rPr>
+              <m:t>−</m:t>
+            </m:r>
+            <m:r>
+              <m:t>k</m:t>
+            </m:r>
+            <m:r>
+              <m:t>t</m:t>
+            </m:r>
+          </m:sup>
+        </m:sSup>
+      </m:oMath>
       <w:r>
         <w:rPr>
           <w:rFonts w:ascii="Times New Roman" w:hAnsi="Times New Roman" w:eastAsia="Times New Roman" w:cs="Times New Roman"/>
@@ -23030,86 +23090,152 @@
         </w:rPr>
         <w:t xml:space="preserve"> </w:t>
       </w:r>
-      <w:r>
-        <w:rPr>
-          <w:rStyle w:val="VerbatimChar"/>
-          <w:rFonts w:ascii="Times New Roman" w:hAnsi="Times New Roman" w:eastAsia="Times New Roman" w:cs="Times New Roman"/>
-        </w:rPr>
-        <w:t>A →(k</w:t>
-      </w:r>
-      <w:r>
-        <w:rPr>
-          <w:rStyle w:val="VerbatimChar"/>
-          <w:rFonts w:ascii="Times New Roman" w:hAnsi="Times New Roman" w:eastAsia="Times New Roman" w:cs="Times New Roman"/>
-          <w:vertAlign w:val="subscript"/>
-        </w:rPr>
-        <w:t>1</w:t>
-      </w:r>
-      <w:r>
-        <w:rPr>
-          <w:rStyle w:val="VerbatimChar"/>
-          <w:rFonts w:ascii="Times New Roman" w:hAnsi="Times New Roman" w:eastAsia="Times New Roman" w:cs="Times New Roman"/>
-        </w:rPr>
-        <w:t>) B →(k</w:t>
-      </w:r>
-      <w:r>
-        <w:rPr>
-          <w:rStyle w:val="VerbatimChar"/>
-          <w:rFonts w:ascii="Times New Roman" w:hAnsi="Times New Roman" w:eastAsia="Times New Roman" w:cs="Times New Roman"/>
-          <w:vertAlign w:val="subscript"/>
-        </w:rPr>
-        <w:t>2</w:t>
-      </w:r>
-      <w:r>
-        <w:rPr>
-          <w:rStyle w:val="VerbatimChar"/>
-          <w:rFonts w:ascii="Times New Roman" w:hAnsi="Times New Roman" w:eastAsia="Times New Roman" w:cs="Times New Roman"/>
-        </w:rPr>
-        <w:t>) C</w:t>
-      </w:r>
+      <m:oMath>
+        <m:oMathPr>
+          <m:ctrlPr>
+            <w:rPr>
+              <w:sz w:val="28"/>
+              <w:szCs w:val="28"/>
+            </w:rPr>
+          </m:ctrlPr>
+        </m:oMathPr>
+        <m:r>
+          <m:t>A</m:t>
+        </m:r>
+        <m:limUpp>
+          <m:e>
+            <m:r>
+              <m:rPr>
+                <m:sty m:val="p"/>
+              </m:rPr>
+              <m:t>→</m:t>
+            </m:r>
+          </m:e>
+          <m:lim>
+            <m:sSub>
+              <m:e>
+                <m:r>
+                  <m:t>k</m:t>
+                </m:r>
+              </m:e>
+              <m:sub>
+                <m:r>
+                  <m:t>1</m:t>
+                </m:r>
+              </m:sub>
+            </m:sSub>
+          </m:lim>
+        </m:limUpp>
+        <m:r>
+          <m:t>B</m:t>
+        </m:r>
+        <m:limUpp>
+          <m:e>
+            <m:r>
+              <m:rPr>
+                <m:sty m:val="p"/>
+              </m:rPr>
+              <m:t>→</m:t>
+            </m:r>
+          </m:e>
+          <m:lim>
+            <m:sSub>
+              <m:e>
+                <m:r>
+                  <m:t>k</m:t>
+                </m:r>
+              </m:e>
+              <m:sub>
+                <m:r>
+                  <m:t>2</m:t>
+                </m:r>
+              </m:sub>
+            </m:sSub>
+          </m:lim>
+        </m:limUpp>
+        <m:r>
+          <m:t>C</m:t>
+        </m:r>
+      </m:oMath>
       <w:r>
         <w:rPr>
           <w:rFonts w:hint="eastAsia" w:ascii="Times New Roman" w:hAnsi="Times New Roman" w:eastAsia="Times New Roman" w:cs="Times New Roman"/>
         </w:rPr>
         <w:t xml:space="preserve">，</w:t>
       </w:r>
-      <w:r>
-        <w:rPr>
-          <w:rStyle w:val="VerbatimChar"/>
-          <w:rFonts w:ascii="Times New Roman" w:hAnsi="Times New Roman" w:eastAsia="Times New Roman" w:cs="Times New Roman"/>
-        </w:rPr>
-        <w:t>[B]</w:t>
-      </w:r>
-      <w:r>
-        <w:rPr>
-          <w:rStyle w:val="VerbatimChar"/>
-          <w:rFonts w:ascii="Times New Roman" w:hAnsi="Times New Roman" w:eastAsia="Times New Roman" w:cs="Times New Roman"/>
-          <w:vertAlign w:val="subscript"/>
-        </w:rPr>
-        <w:t>0</w:t>
-      </w:r>
-      <w:r>
-        <w:rPr>
-          <w:rStyle w:val="VerbatimChar"/>
-          <w:rFonts w:ascii="Times New Roman" w:hAnsi="Times New Roman" w:eastAsia="Times New Roman" w:cs="Times New Roman"/>
-        </w:rPr>
-        <w:t xml:space="preserve"> = [C]</w:t>
-      </w:r>
-      <w:r>
-        <w:rPr>
-          <w:rStyle w:val="VerbatimChar"/>
-          <w:rFonts w:ascii="Times New Roman" w:hAnsi="Times New Roman" w:eastAsia="Times New Roman" w:cs="Times New Roman"/>
-          <w:vertAlign w:val="subscript"/>
-        </w:rPr>
-        <w:t>0</w:t>
-      </w:r>
-      <w:r>
-        <w:rPr>
-          <w:rStyle w:val="VerbatimChar"/>
-          <w:rFonts w:ascii="Times New Roman" w:hAnsi="Times New Roman" w:eastAsia="Times New Roman" w:cs="Times New Roman"/>
-        </w:rPr>
-        <w:t xml:space="preserve"> = 0</w:t>
-      </w:r>
+      <m:oMath>
+        <m:oMathPr>
+          <m:ctrlPr>
+            <w:rPr>
+              <w:sz w:val="28"/>
+              <w:szCs w:val="28"/>
+            </w:rPr>
+          </m:ctrlPr>
+        </m:oMathPr>
+        <m:r>
+          <m:rPr>
+            <m:sty m:val="p"/>
+          </m:rPr>
+          <m:t>[</m:t>
+        </m:r>
+        <m:r>
+          <m:t>B</m:t>
+        </m:r>
+        <m:sSub>
+          <m:e>
+            <m:r>
+              <m:rPr>
+                <m:sty m:val="p"/>
+              </m:rPr>
+              <m:t>]</m:t>
+            </m:r>
+          </m:e>
+          <m:sub>
+            <m:r>
+              <m:t>0</m:t>
+            </m:r>
+          </m:sub>
+        </m:sSub>
+        <m:r>
+          <m:rPr>
+            <m:sty m:val="p"/>
+          </m:rPr>
+          <m:t>=</m:t>
+        </m:r>
+        <m:r>
+          <m:rPr>
+            <m:sty m:val="p"/>
+          </m:rPr>
+          <m:t>[</m:t>
+        </m:r>
+        <m:r>
+          <m:t>C</m:t>
+        </m:r>
+        <m:sSub>
+          <m:e>
+            <m:r>
+              <m:rPr>
+                <m:sty m:val="p"/>
+              </m:rPr>
+              <m:t>]</m:t>
+            </m:r>
+          </m:e>
+          <m:sub>
+            <m:r>
+              <m:t>0</m:t>
+            </m:r>
+          </m:sub>
+        </m:sSub>
+        <m:r>
+          <m:rPr>
+            <m:sty m:val="p"/>
+          </m:rPr>
+          <m:t>=</m:t>
+        </m:r>
+        <m:r>
+          <m:t>0</m:t>
+        </m:r>
+      </m:oMath>
       <w:r>
         <w:rPr>
           <w:rFonts w:hint="eastAsia" w:ascii="Times New Roman" w:hAnsi="Times New Roman" w:eastAsia="Times New Roman" w:cs="Times New Roman"/>
@@ -23128,28 +23254,91 @@
         </w:rPr>
         <w:t xml:space="preserve"> </w:t>
       </w:r>
-      <w:r>
-        <w:rPr>
-          <w:rStyle w:val="VerbatimChar"/>
-          <w:rFonts w:ascii="Times New Roman" w:hAnsi="Times New Roman" w:eastAsia="Times New Roman" w:cs="Times New Roman"/>
-        </w:rPr>
-        <w:t>[A] = [A]</w:t>
-      </w:r>
-      <w:r>
-        <w:rPr>
-          <w:rStyle w:val="VerbatimChar"/>
-          <w:rFonts w:ascii="Times New Roman" w:hAnsi="Times New Roman" w:eastAsia="Times New Roman" w:cs="Times New Roman"/>
-          <w:vertAlign w:val="subscript"/>
-        </w:rPr>
-        <w:t>0</w:t>
-      </w:r>
-      <w:r>
-        <w:rPr>
-          <w:rStyle w:val="VerbatimChar"/>
-          <w:rFonts w:ascii="Times New Roman" w:hAnsi="Times New Roman" w:eastAsia="Times New Roman" w:cs="Times New Roman"/>
-        </w:rPr>
-        <w:t>e^{-k_1t}</w:t>
-      </w:r>
+      <m:oMath>
+        <m:oMathPr>
+          <m:ctrlPr>
+            <w:rPr>
+              <w:sz w:val="28"/>
+              <w:szCs w:val="28"/>
+            </w:rPr>
+          </m:ctrlPr>
+        </m:oMathPr>
+        <m:r>
+          <m:rPr>
+            <m:sty m:val="p"/>
+          </m:rPr>
+          <m:t>[</m:t>
+        </m:r>
+        <m:r>
+          <m:t>A</m:t>
+        </m:r>
+        <m:r>
+          <m:rPr>
+            <m:sty m:val="p"/>
+          </m:rPr>
+          <m:t>]</m:t>
+        </m:r>
+        <m:r>
+          <m:rPr>
+            <m:sty m:val="p"/>
+          </m:rPr>
+          <m:t>=</m:t>
+        </m:r>
+        <m:r>
+          <m:rPr>
+            <m:sty m:val="p"/>
+          </m:rPr>
+          <m:t>[</m:t>
+        </m:r>
+        <m:r>
+          <m:t>A</m:t>
+        </m:r>
+        <m:sSub>
+          <m:e>
+            <m:r>
+              <m:rPr>
+                <m:sty m:val="p"/>
+              </m:rPr>
+              <m:t>]</m:t>
+            </m:r>
+          </m:e>
+          <m:sub>
+            <m:r>
+              <m:t>0</m:t>
+            </m:r>
+          </m:sub>
+        </m:sSub>
+        <m:sSup>
+          <m:e>
+            <m:r>
+              <m:t>e</m:t>
+            </m:r>
+          </m:e>
+          <m:sup>
+            <m:r>
+              <m:rPr>
+                <m:sty m:val="p"/>
+              </m:rPr>
+              <m:t>−</m:t>
+            </m:r>
+            <m:sSub>
+              <m:e>
+                <m:r>
+                  <m:t>k</m:t>
+                </m:r>
+              </m:e>
+              <m:sub>
+                <m:r>
+                  <m:t>1</m:t>
+                </m:r>
+              </m:sub>
+            </m:sSub>
+            <m:r>
+              <m:t>t</m:t>
+            </m:r>
+          </m:sup>
+        </m:sSup>
+      </m:oMath>
       <w:r>
         <w:rPr>
           <w:rFonts w:hint="eastAsia" w:ascii="Times New Roman" w:hAnsi="Times New Roman" w:eastAsia="Times New Roman" w:cs="Times New Roman"/>
@@ -23168,21 +23357,103 @@
         </w:rPr>
         <w:t xml:space="preserve"> </w:t>
       </w:r>
-      <w:r>
-        <w:rPr>
-          <w:rStyle w:val="VerbatimChar"/>
-          <w:rFonts w:ascii="Times New Roman" w:hAnsi="Times New Roman" w:eastAsia="Times New Roman" w:cs="Times New Roman"/>
-        </w:rPr>
-        <w:t>[A]+[B]+[C]=[A]</w:t>
-      </w:r>
-      <w:r>
-        <w:rPr>
-          <w:rStyle w:val="VerbatimChar"/>
-          <w:rFonts w:ascii="Times New Roman" w:hAnsi="Times New Roman" w:eastAsia="Times New Roman" w:cs="Times New Roman"/>
-          <w:vertAlign w:val="subscript"/>
-        </w:rPr>
-        <w:t>0</w:t>
-      </w:r>
+      <m:oMath>
+        <m:oMathPr>
+          <m:ctrlPr>
+            <w:rPr>
+              <w:sz w:val="28"/>
+              <w:szCs w:val="28"/>
+            </w:rPr>
+          </m:ctrlPr>
+        </m:oMathPr>
+        <m:r>
+          <m:rPr>
+            <m:sty m:val="p"/>
+          </m:rPr>
+          <m:t>[</m:t>
+        </m:r>
+        <m:r>
+          <m:t>A</m:t>
+        </m:r>
+        <m:r>
+          <m:rPr>
+            <m:sty m:val="p"/>
+          </m:rPr>
+          <m:t>]</m:t>
+        </m:r>
+        <m:r>
+          <m:rPr>
+            <m:sty m:val="p"/>
+          </m:rPr>
+          <m:t>+</m:t>
+        </m:r>
+        <m:r>
+          <m:rPr>
+            <m:sty m:val="p"/>
+          </m:rPr>
+          <m:t>[</m:t>
+        </m:r>
+        <m:r>
+          <m:t>B</m:t>
+        </m:r>
+        <m:r>
+          <m:rPr>
+            <m:sty m:val="p"/>
+          </m:rPr>
+          <m:t>]</m:t>
+        </m:r>
+        <m:r>
+          <m:rPr>
+            <m:sty m:val="p"/>
+          </m:rPr>
+          <m:t>+</m:t>
+        </m:r>
+        <m:r>
+          <m:rPr>
+            <m:sty m:val="p"/>
+          </m:rPr>
+          <m:t>[</m:t>
+        </m:r>
+        <m:r>
+          <m:t>C</m:t>
+        </m:r>
+        <m:r>
+          <m:rPr>
+            <m:sty m:val="p"/>
+          </m:rPr>
+          <m:t>]</m:t>
+        </m:r>
+        <m:r>
+          <m:rPr>
+            <m:sty m:val="p"/>
+          </m:rPr>
+          <m:t>=</m:t>
+        </m:r>
+        <m:r>
+          <m:rPr>
+            <m:sty m:val="p"/>
+          </m:rPr>
+          <m:t>[</m:t>
+        </m:r>
+        <m:r>
+          <m:t>A</m:t>
+        </m:r>
+        <m:sSub>
+          <m:e>
+            <m:r>
+              <m:rPr>
+                <m:sty m:val="p"/>
+              </m:rPr>
+              <m:t>]</m:t>
+            </m:r>
+          </m:e>
+          <m:sub>
+            <m:r>
+              <m:t>0</m:t>
+            </m:r>
+          </m:sub>
+        </m:sSub>
+      </m:oMath>
       <w:r>
         <w:rPr>
           <w:rFonts w:ascii="Times New Roman" w:hAnsi="Times New Roman" w:eastAsia="Times New Roman" w:cs="Times New Roman"/>
@@ -23301,13 +23572,46 @@
         </w:rPr>
         <w:t xml:space="preserve"> </w:t>
       </w:r>
-      <w:r>
-        <w:rPr>
-          <w:rStyle w:val="VerbatimChar"/>
-          <w:rFonts w:ascii="Times New Roman" w:hAnsi="Times New Roman" w:eastAsia="Times New Roman" w:cs="Times New Roman"/>
-        </w:rPr>
-        <w:t xml:space="preserve">[B](t)</w:t>
-      </w:r>
+      <m:oMath>
+        <m:oMathPr>
+          <m:ctrlPr>
+            <w:rPr>
+              <w:sz w:val="28"/>
+              <w:szCs w:val="28"/>
+            </w:rPr>
+          </m:ctrlPr>
+        </m:oMathPr>
+        <m:r>
+          <m:rPr>
+            <m:sty m:val="p"/>
+          </m:rPr>
+          <m:t>[</m:t>
+        </m:r>
+        <m:r>
+          <m:t>B</m:t>
+        </m:r>
+        <m:r>
+          <m:rPr>
+            <m:sty m:val="p"/>
+          </m:rPr>
+          <m:t>]</m:t>
+        </m:r>
+        <m:r>
+          <m:rPr>
+            <m:sty m:val="p"/>
+          </m:rPr>
+          <m:t>(</m:t>
+        </m:r>
+        <m:r>
+          <m:t>t</m:t>
+        </m:r>
+        <m:r>
+          <m:rPr>
+            <m:sty m:val="p"/>
+          </m:rPr>
+          <m:t>)</m:t>
+        </m:r>
+      </m:oMath>
       <w:r>
         <w:rPr>
           <w:rFonts w:ascii="Times New Roman" w:hAnsi="Times New Roman" w:eastAsia="Times New Roman" w:cs="Times New Roman"/>
@@ -23350,13 +23654,23 @@
         </w:rPr>
         <w:t xml:space="preserve"> </w:t>
       </w:r>
-      <w:r>
-        <w:rPr>
-          <w:rStyle w:val="VerbatimChar"/>
-          <w:rFonts w:ascii="Times New Roman" w:hAnsi="Times New Roman" w:eastAsia="Times New Roman" w:cs="Times New Roman"/>
-        </w:rPr>
-        <w:t xml:space="preserve">[C]</w:t>
-      </w:r>
+      <m:oMath>
+        <m:r>
+          <m:rPr>
+            <m:sty m:val="p"/>
+          </m:rPr>
+          <m:t>[</m:t>
+        </m:r>
+        <m:r>
+          <m:t>C</m:t>
+        </m:r>
+        <m:r>
+          <m:rPr>
+            <m:sty m:val="p"/>
+          </m:rPr>
+          <m:t>]</m:t>
+        </m:r>
+      </m:oMath>
       <w:r>
         <w:rPr>
           <w:rFonts w:hint="eastAsia" w:ascii="Times New Roman" w:hAnsi="Times New Roman" w:eastAsia="Times New Roman" w:cs="Times New Roman"/>
@@ -23375,13 +23689,23 @@
         </w:rPr>
         <w:t xml:space="preserve"> </w:t>
       </w:r>
-      <w:r>
-        <w:rPr>
-          <w:rStyle w:val="VerbatimChar"/>
-          <w:rFonts w:ascii="Times New Roman" w:hAnsi="Times New Roman" w:eastAsia="Times New Roman" w:cs="Times New Roman"/>
-        </w:rPr>
-        <w:t xml:space="preserve">[B]</w:t>
-      </w:r>
+      <m:oMath>
+        <m:r>
+          <m:rPr>
+            <m:sty m:val="p"/>
+          </m:rPr>
+          <m:t>[</m:t>
+        </m:r>
+        <m:r>
+          <m:t>B</m:t>
+        </m:r>
+        <m:r>
+          <m:rPr>
+            <m:sty m:val="p"/>
+          </m:rPr>
+          <m:t>]</m:t>
+        </m:r>
+      </m:oMath>
       <w:r>
         <w:rPr>
           <w:rFonts w:hint="eastAsia" w:ascii="Times New Roman" w:hAnsi="Times New Roman" w:eastAsia="Times New Roman" w:cs="Times New Roman"/>
@@ -23430,6 +23754,9 @@
             </m:r>
           </m:sup>
         </m:sSup>
+        <m:r>
+          <m:t> </m:t>
+        </m:r>
         <m:r>
           <m:t>d</m:t>
         </m:r>

--- a/06-学生侧材料/讲义/数学工具/数学工具-第4讲-积分与分离变量.docx
+++ b/06-学生侧材料/讲义/数学工具/数学工具-第4讲-积分与分离变量.docx
@@ -8163,13 +8163,49 @@
         </w:rPr>
         <w:t xml:space="preserve"> </w:t>
       </w:r>
-      <w:r>
-        <w:rPr>
-          <w:rStyle w:val="VerbatimChar"/>
-          <w:rFonts w:ascii="Times New Roman" w:hAnsi="Times New Roman" w:eastAsia="Times New Roman" w:cs="Times New Roman"/>
-        </w:rPr>
-        <w:t xml:space="preserve">[A](t)</w:t>
-      </w:r>
+      <m:oMath>
+        <m:oMathPr>
+          <m:ctrlPr>
+            <w:rPr>
+              <w:sz w:val="28"/>
+              <w:szCs w:val="28"/>
+            </w:rPr>
+          </m:ctrlPr>
+        </m:oMathPr>
+        <m:r>
+          <m:rPr>
+            <m:sty m:val="p"/>
+          </m:rPr>
+          <m:t>[</m:t>
+        </m:r>
+        <m:r>
+          <m:rPr>
+            <m:sty m:val="p"/>
+          </m:rPr>
+          <m:t>A</m:t>
+        </m:r>
+        <m:r>
+          <m:rPr>
+            <m:sty m:val="p"/>
+          </m:rPr>
+          <m:t>]</m:t>
+        </m:r>
+        <m:r>
+          <m:rPr>
+            <m:sty m:val="p"/>
+          </m:rPr>
+          <m:t>(</m:t>
+        </m:r>
+        <m:r>
+          <m:t>t</m:t>
+        </m:r>
+        <m:r>
+          <m:rPr>
+            <m:sty m:val="p"/>
+          </m:rPr>
+          <m:t>)</m:t>
+        </m:r>
+      </m:oMath>
       <w:r>
         <w:rPr>
           <w:rFonts w:hint="eastAsia" w:ascii="Times New Roman" w:hAnsi="Times New Roman" w:eastAsia="Times New Roman" w:cs="Times New Roman"/>
@@ -8212,13 +8248,49 @@
         </w:rPr>
         <w:t xml:space="preserve"> </w:t>
       </w:r>
-      <w:r>
-        <w:rPr>
-          <w:rStyle w:val="VerbatimChar"/>
-          <w:rFonts w:ascii="Times New Roman" w:hAnsi="Times New Roman" w:eastAsia="Times New Roman" w:cs="Times New Roman"/>
-        </w:rPr>
-        <w:t xml:space="preserve">[A](t)</w:t>
-      </w:r>
+      <m:oMath>
+        <m:oMathPr>
+          <m:ctrlPr>
+            <w:rPr>
+              <w:sz w:val="28"/>
+              <w:szCs w:val="28"/>
+            </w:rPr>
+          </m:ctrlPr>
+        </m:oMathPr>
+        <m:r>
+          <m:rPr>
+            <m:sty m:val="p"/>
+          </m:rPr>
+          <m:t>[</m:t>
+        </m:r>
+        <m:r>
+          <m:rPr>
+            <m:sty m:val="p"/>
+          </m:rPr>
+          <m:t>A</m:t>
+        </m:r>
+        <m:r>
+          <m:rPr>
+            <m:sty m:val="p"/>
+          </m:rPr>
+          <m:t>]</m:t>
+        </m:r>
+        <m:r>
+          <m:rPr>
+            <m:sty m:val="p"/>
+          </m:rPr>
+          <m:t>(</m:t>
+        </m:r>
+        <m:r>
+          <m:t>t</m:t>
+        </m:r>
+        <m:r>
+          <m:rPr>
+            <m:sty m:val="p"/>
+          </m:rPr>
+          <m:t>)</m:t>
+        </m:r>
+      </m:oMath>
       <w:r>
         <w:rPr>
           <w:rFonts w:ascii="Times New Roman" w:hAnsi="Times New Roman" w:eastAsia="Times New Roman" w:cs="Times New Roman"/>
@@ -12421,13 +12493,11 @@
         </w:rPr>
         <w:t>：</w:t>
       </w:r>
-      <w:r>
-        <w:rPr>
-          <w:rStyle w:val="VerbatimChar"/>
-          <w:rFonts w:ascii="Times New Roman" w:hAnsi="Times New Roman" w:eastAsia="Times New Roman" w:cs="Times New Roman"/>
-        </w:rPr>
-        <w:t xml:space="preserve">k</w:t>
-      </w:r>
+      <m:oMath>
+        <m:r>
+          <m:t>k</m:t>
+        </m:r>
+      </m:oMath>
       <w:r>
         <w:rPr>
           <w:rFonts w:ascii="Times New Roman" w:hAnsi="Times New Roman" w:eastAsia="Times New Roman" w:cs="Times New Roman"/>
@@ -14038,14 +14108,11 @@
               <w:pStyle w:val="Compact"/>
               <w:jc w:val="center"/>
             </w:pPr>
-            <w:r>
-              <w:rPr>
-                <w:rStyle w:val="VerbatimChar"/>
-                <w:rFonts w:ascii="Times New Roman" w:hAnsi="Times New Roman" w:eastAsia="Times New Roman" w:cs="Times New Roman"/>
-                <w:b/>
-              </w:rPr>
-              <w:t xml:space="preserve">k</w:t>
-            </w:r>
+            <m:oMath>
+              <m:r>
+                <m:t>k</m:t>
+              </m:r>
+            </m:oMath>
             <w:r>
               <w:rPr>
                 <w:rFonts w:ascii="Times New Roman" w:hAnsi="Times New Roman" w:eastAsia="Times New Roman" w:cs="Times New Roman"/>
@@ -21339,13 +21406,49 @@
         </w:rPr>
         <w:t xml:space="preserve"> </w:t>
       </w:r>
-      <w:r>
-        <w:rPr>
-          <w:rStyle w:val="VerbatimChar"/>
-          <w:rFonts w:ascii="Times New Roman" w:hAnsi="Times New Roman" w:eastAsia="Times New Roman" w:cs="Times New Roman"/>
-        </w:rPr>
-        <w:t xml:space="preserve">[A](t)</w:t>
-      </w:r>
+      <m:oMath>
+        <m:oMathPr>
+          <m:ctrlPr>
+            <w:rPr>
+              <w:sz w:val="28"/>
+              <w:szCs w:val="28"/>
+            </w:rPr>
+          </m:ctrlPr>
+        </m:oMathPr>
+        <m:r>
+          <m:rPr>
+            <m:sty m:val="p"/>
+          </m:rPr>
+          <m:t>[</m:t>
+        </m:r>
+        <m:r>
+          <m:rPr>
+            <m:sty m:val="p"/>
+          </m:rPr>
+          <m:t>A</m:t>
+        </m:r>
+        <m:r>
+          <m:rPr>
+            <m:sty m:val="p"/>
+          </m:rPr>
+          <m:t>]</m:t>
+        </m:r>
+        <m:r>
+          <m:rPr>
+            <m:sty m:val="p"/>
+          </m:rPr>
+          <m:t>(</m:t>
+        </m:r>
+        <m:r>
+          <m:t>t</m:t>
+        </m:r>
+        <m:r>
+          <m:rPr>
+            <m:sty m:val="p"/>
+          </m:rPr>
+          <m:t>)</m:t>
+        </m:r>
+      </m:oMath>
       <w:r>
         <w:rPr>
           <w:rFonts w:ascii="Times New Roman" w:hAnsi="Times New Roman" w:eastAsia="Times New Roman" w:cs="Times New Roman"/>
@@ -21364,13 +21467,11 @@
         </w:rPr>
         <w:t xml:space="preserve"> </w:t>
       </w:r>
-      <w:r>
-        <w:rPr>
-          <w:rStyle w:val="VerbatimChar"/>
-          <w:rFonts w:ascii="Times New Roman" w:hAnsi="Times New Roman" w:eastAsia="Times New Roman" w:cs="Times New Roman"/>
-        </w:rPr>
-        <w:t xml:space="preserve">k</w:t>
-      </w:r>
+      <m:oMath>
+        <m:r>
+          <m:t>k</m:t>
+        </m:r>
+      </m:oMath>
       <w:r>
         <w:rPr>
           <w:rFonts w:ascii="Times New Roman" w:hAnsi="Times New Roman" w:eastAsia="Times New Roman" w:cs="Times New Roman"/>
@@ -22221,13 +22322,26 @@
         </w:rPr>
         <w:t xml:space="preserve"> </w:t>
       </w:r>
-      <w:r>
-        <w:rPr>
-          <w:rStyle w:val="VerbatimChar"/>
-          <w:rFonts w:ascii="Times New Roman" w:hAnsi="Times New Roman" w:eastAsia="Times New Roman" w:cs="Times New Roman"/>
-        </w:rPr>
-        <w:t xml:space="preserve">2A → P</w:t>
-      </w:r>
+      <m:oMath>
+        <m:r>
+          <m:t>2</m:t>
+        </m:r>
+        <m:r>
+          <m:rPr>
+            <m:sty m:val="p"/>
+          </m:rPr>
+          <m:t>A</m:t>
+        </m:r>
+        <m:r>
+          <m:rPr>
+            <m:sty m:val="p"/>
+          </m:rPr>
+          <m:t>→</m:t>
+        </m:r>
+        <m:r>
+          <m:t>P</m:t>
+        </m:r>
+      </m:oMath>
       <w:r>
         <w:rPr>
           <w:rFonts w:ascii="Times New Roman" w:hAnsi="Times New Roman" w:eastAsia="Times New Roman" w:cs="Times New Roman"/>
@@ -22352,13 +22466,49 @@
         </w:rPr>
         <w:t xml:space="preserve"> </w:t>
       </w:r>
-      <w:r>
-        <w:rPr>
-          <w:rStyle w:val="VerbatimChar"/>
-          <w:rFonts w:ascii="Times New Roman" w:hAnsi="Times New Roman" w:eastAsia="Times New Roman" w:cs="Times New Roman"/>
-        </w:rPr>
-        <w:t xml:space="preserve">[A](t)</w:t>
-      </w:r>
+      <m:oMath>
+        <m:oMathPr>
+          <m:ctrlPr>
+            <w:rPr>
+              <w:sz w:val="28"/>
+              <w:szCs w:val="28"/>
+            </w:rPr>
+          </m:ctrlPr>
+        </m:oMathPr>
+        <m:r>
+          <m:rPr>
+            <m:sty m:val="p"/>
+          </m:rPr>
+          <m:t>[</m:t>
+        </m:r>
+        <m:r>
+          <m:rPr>
+            <m:sty m:val="p"/>
+          </m:rPr>
+          <m:t>A</m:t>
+        </m:r>
+        <m:r>
+          <m:rPr>
+            <m:sty m:val="p"/>
+          </m:rPr>
+          <m:t>]</m:t>
+        </m:r>
+        <m:r>
+          <m:rPr>
+            <m:sty m:val="p"/>
+          </m:rPr>
+          <m:t>(</m:t>
+        </m:r>
+        <m:r>
+          <m:t>t</m:t>
+        </m:r>
+        <m:r>
+          <m:rPr>
+            <m:sty m:val="p"/>
+          </m:rPr>
+          <m:t>)</m:t>
+        </m:r>
+      </m:oMath>
       <w:r>
         <w:rPr>
           <w:rFonts w:hint="eastAsia" w:ascii="Times New Roman" w:hAnsi="Times New Roman" w:eastAsia="Times New Roman" w:cs="Times New Roman"/>
@@ -22413,13 +22563,11 @@
         </w:rPr>
         <w:t xml:space="preserve"> </w:t>
       </w:r>
-      <w:r>
-        <w:rPr>
-          <w:rStyle w:val="VerbatimChar"/>
-          <w:rFonts w:ascii="Times New Roman" w:hAnsi="Times New Roman" w:eastAsia="Times New Roman" w:cs="Times New Roman"/>
-        </w:rPr>
-        <w:t xml:space="preserve">k</w:t>
-      </w:r>
+      <m:oMath>
+        <m:r>
+          <m:t>k</m:t>
+        </m:r>
+      </m:oMath>
       <w:r>
         <w:rPr>
           <w:rFonts w:ascii="Times New Roman" w:hAnsi="Times New Roman" w:eastAsia="Times New Roman" w:cs="Times New Roman"/>
@@ -27684,13 +27832,11 @@
               </w:rPr>
               <w:t xml:space="preserve">；</w:t>
             </w:r>
-            <w:r>
-              <w:rPr>
-                <w:rStyle w:val="VerbatimChar"/>
-                <w:rFonts w:ascii="Times New Roman" w:hAnsi="Times New Roman" w:eastAsia="Times New Roman" w:cs="Times New Roman"/>
-              </w:rPr>
-              <w:t xml:space="preserve">k</w:t>
-            </w:r>
+            <m:oMath>
+              <m:r>
+                <m:t>k</m:t>
+              </m:r>
+            </m:oMath>
             <w:r>
               <w:rPr>
                 <w:rFonts w:ascii="Times New Roman" w:hAnsi="Times New Roman" w:eastAsia="Times New Roman" w:cs="Times New Roman"/>
@@ -29602,15 +29748,11 @@
               </w:rPr>
               <w:t xml:space="preserve"> </w:t>
             </w:r>
-            <w:r>
-              <w:rPr>
-                <w:rStyle w:val="VerbatimChar"/>
-                <w:rFonts w:ascii="Times New Roman" w:hAnsi="Times New Roman" w:eastAsia="Times New Roman" w:cs="Times New Roman"/>
-                <w:b/>
-                <w:bCs/>
-              </w:rPr>
-              <w:t xml:space="preserve">k</w:t>
-            </w:r>
+            <m:oMath>
+              <m:r>
+                <m:t>k</m:t>
+              </m:r>
+            </m:oMath>
             <w:r>
               <w:rPr>
                 <w:rFonts w:ascii="Times New Roman" w:hAnsi="Times New Roman" w:eastAsia="Times New Roman" w:cs="Times New Roman"/>

--- a/06-学生侧材料/讲义/数学工具/数学工具-第4讲-积分与分离变量.docx
+++ b/06-学生侧材料/讲义/数学工具/数学工具-第4讲-积分与分离变量.docx
@@ -34789,7 +34789,7 @@
     <ns0:name ns0:val="Verbatim Char"/>
     <ns0:basedOn ns0:val="BodyTextChar"/>
     <ns0:rPr>
-      <ns0:rFonts ns0:ascii="Times New Roman" ns0:cs="Times New Roman" ns0:eastAsia="FangSong" ns0:hAnsi="Times New Roman"/>
+      <ns0:rFonts ns0:ascii="SimSun" ns0:hAnsi="SimSun" ns0:eastAsia="SimSun" ns0:cs="SimSun"/>
       <ns0:b ns0:val="0"/>
       <ns0:sz ns0:val="20"/>
     </ns0:rPr>
@@ -34867,7 +34867,7 @@
       <w:wordWrap w:val="off"/>
     </w:pPr>
     <ns0:rPr>
-      <w:rFonts ns0:ascii="Times New Roman" ns0:hAnsi="Times New Roman" ns0:eastAsia="FangSong" ns0:cs="Times New Roman"/>
+      <w:rFonts w:ascii="SimSun" w:hAnsi="SimSun" w:eastAsia="SimSun" w:cs="SimSun"/>
     </ns0:rPr>
   </w:style>
   <w:style w:type="character" w:customStyle="1" w:styleId="KeywordTok">
